--- a/test/人物分析系列.docx
+++ b/test/人物分析系列.docx
@@ -7,7 +7,7 @@
         <w:spacing w:line="360" w:lineRule="auto"/>
         <w:ind w:firstLineChars="200" w:firstLine="420"/>
         <w:rPr>
-          <w:rFonts w:ascii="宋体" w:eastAsia="宋体" w:hAnsi="宋体"/>
+          <w:rFonts w:ascii="宋体" w:eastAsia="宋体" w:hAnsi="宋体" w:hint="eastAsia"/>
         </w:rPr>
       </w:pPr>
       <w:r>
@@ -618,7 +618,7 @@
         <w:spacing w:line="360" w:lineRule="auto"/>
         <w:ind w:firstLineChars="200" w:firstLine="420"/>
         <w:rPr>
-          <w:rFonts w:ascii="宋体" w:eastAsia="宋体" w:hAnsi="宋体"/>
+          <w:rFonts w:ascii="宋体" w:eastAsia="宋体" w:hAnsi="宋体" w:hint="eastAsia"/>
         </w:rPr>
       </w:pPr>
       <w:r>
@@ -636,7 +636,7 @@
           <w:numId w:val="1"/>
         </w:numPr>
         <w:rPr>
-          <w:rFonts w:eastAsia="宋体"/>
+          <w:rFonts w:eastAsia="宋体" w:hint="eastAsia"/>
           <w:b/>
           <w:color w:val="000000" w:themeColor="text1"/>
         </w:rPr>
@@ -827,7 +827,7 @@
         <w:spacing w:line="360" w:lineRule="auto"/>
         <w:ind w:firstLineChars="200" w:firstLine="420"/>
         <w:rPr>
-          <w:rFonts w:ascii="宋体" w:eastAsia="宋体" w:hAnsi="宋体"/>
+          <w:rFonts w:ascii="宋体" w:eastAsia="宋体" w:hAnsi="宋体" w:hint="eastAsia"/>
         </w:rPr>
       </w:pPr>
       <w:r>
@@ -957,14 +957,6 @@
           <w:color w:val="000000" w:themeColor="text1"/>
         </w:rPr>
         <w:t>过于节俭</w:t>
-      </w:r>
-      <w:r>
-        <w:rPr>
-          <w:rFonts w:eastAsia="宋体" w:hint="eastAsia"/>
-          <w:b/>
-          <w:color w:val="000000" w:themeColor="text1"/>
-        </w:rPr>
-        <w:t>：</w:t>
       </w:r>
     </w:p>
     <w:p>
@@ -1911,6 +1903,7 @@
   <w:style w:type="character" w:default="1" w:styleId="a0">
     <w:name w:val="Default Paragraph Font"/>
     <w:uiPriority w:val="1"/>
+    <w:semiHidden/>
     <w:unhideWhenUsed/>
   </w:style>
   <w:style w:type="table" w:default="1" w:styleId="a1">

--- a/test/人物分析系列.docx
+++ b/test/人物分析系列.docx
@@ -655,7 +655,7 @@
         <w:spacing w:line="360" w:lineRule="auto"/>
         <w:ind w:firstLineChars="200" w:firstLine="420"/>
         <w:rPr>
-          <w:rFonts w:ascii="宋体" w:eastAsia="宋体" w:hAnsi="宋体" w:hint="eastAsia"/>
+          <w:rFonts w:ascii="宋体" w:eastAsia="宋体" w:hAnsi="宋体"/>
         </w:rPr>
       </w:pPr>
       <w:r>
@@ -674,7 +674,28 @@
         <w:rPr>
           <w:rFonts w:ascii="宋体" w:eastAsia="宋体" w:hAnsi="宋体"/>
         </w:rPr>
-        <w:t>经常说的都是负能量的内容，</w:t>
+        <w:t>经常说的都是负能量的内容</w:t>
+      </w:r>
+      <w:r>
+        <w:rPr>
+          <w:rFonts w:ascii="宋体" w:eastAsia="宋体" w:hAnsi="宋体" w:hint="eastAsia"/>
+        </w:rPr>
+        <w:t>。</w:t>
+      </w:r>
+    </w:p>
+    <w:p>
+      <w:pPr>
+        <w:spacing w:line="360" w:lineRule="auto"/>
+        <w:ind w:firstLineChars="200" w:firstLine="420"/>
+        <w:rPr>
+          <w:rFonts w:ascii="宋体" w:eastAsia="宋体" w:hAnsi="宋体" w:hint="eastAsia"/>
+        </w:rPr>
+      </w:pPr>
+      <w:r>
+        <w:rPr>
+          <w:rFonts w:ascii="宋体" w:eastAsia="宋体" w:hAnsi="宋体"/>
+        </w:rPr>
+        <w:t>情绪化导致的一个情况是逃避问题，具体表现为总是不会直面问题，缺少分析和反思，例如，经常说孩子内向，对比城市里的孩子差很多，那么做了哪些事情培养其外向的性格呢？</w:t>
       </w:r>
     </w:p>
     <w:p>
@@ -834,6 +855,7 @@
         <w:rPr>
           <w:rFonts w:ascii="宋体" w:eastAsia="宋体" w:hAnsi="宋体" w:hint="eastAsia"/>
         </w:rPr>
+        <w:lastRenderedPageBreak/>
         <w:t>关于认知局限性，</w:t>
       </w:r>
       <w:r>
@@ -846,14 +868,7 @@
         <w:rPr>
           <w:rFonts w:ascii="宋体" w:eastAsia="宋体" w:hAnsi="宋体" w:hint="eastAsia"/>
         </w:rPr>
-        <w:t>。一定要扩展认知，</w:t>
-      </w:r>
-      <w:r>
-        <w:rPr>
-          <w:rFonts w:ascii="宋体" w:eastAsia="宋体" w:hAnsi="宋体" w:hint="eastAsia"/>
-        </w:rPr>
-        <w:lastRenderedPageBreak/>
-        <w:t>基本的途径就是</w:t>
+        <w:t>。一定要扩展认知，基本的途径就是</w:t>
       </w:r>
       <w:r>
         <w:rPr>
@@ -969,81 +984,9 @@
       </w:pPr>
       <w:r>
         <w:rPr>
-          <w:rFonts w:ascii="宋体" w:eastAsia="宋体" w:hAnsi="宋体" w:hint="eastAsia"/>
-        </w:rPr>
-        <w:t>过于节俭体现在</w:t>
-      </w:r>
-      <w:r>
-        <w:rPr>
-          <w:rFonts w:ascii="宋体" w:eastAsia="宋体" w:hAnsi="宋体" w:hint="eastAsia"/>
-        </w:rPr>
-        <w:t>总想用最低的成本得到最大化的产出，物质投入总体来看是比较匮乏的，比如穿别人给的衣服、鞋子，</w:t>
-      </w:r>
-      <w:r>
-        <w:rPr>
-          <w:rFonts w:ascii="宋体" w:eastAsia="宋体" w:hAnsi="宋体" w:hint="eastAsia"/>
-        </w:rPr>
-        <w:t>其他物质条件方面</w:t>
-      </w:r>
-      <w:r>
-        <w:rPr>
-          <w:rFonts w:ascii="宋体" w:eastAsia="宋体" w:hAnsi="宋体" w:hint="eastAsia"/>
-        </w:rPr>
-        <w:t>。</w:t>
-      </w:r>
-      <w:r>
-        <w:rPr>
-          <w:rFonts w:ascii="宋体" w:eastAsia="宋体" w:hAnsi="宋体" w:hint="eastAsia"/>
-        </w:rPr>
-        <w:t>过于节俭还体现在一些生活的观点上，比如经常拿当前的物质条件和上一代的物质条件对比，从而论证当前是生活在蜜罐里一样，实际上应该在同一时间下和其他家庭的物质投入进行对比</w:t>
-      </w:r>
-      <w:r>
-        <w:rPr>
-          <w:rFonts w:ascii="宋体" w:eastAsia="宋体" w:hAnsi="宋体" w:hint="eastAsia"/>
-        </w:rPr>
-        <w:t>，但是在和其他家庭的物质投入比较的时候经常会拿村子里条件最差的对比</w:t>
-      </w:r>
-      <w:r>
-        <w:rPr>
-          <w:rFonts w:ascii="宋体" w:eastAsia="宋体" w:hAnsi="宋体" w:hint="eastAsia"/>
-        </w:rPr>
-        <w:t>（双胞胎兄弟家）</w:t>
-      </w:r>
-      <w:r>
-        <w:rPr>
-          <w:rFonts w:ascii="宋体" w:eastAsia="宋体" w:hAnsi="宋体" w:hint="eastAsia"/>
-        </w:rPr>
-        <w:t>，这实际上是不够客观的</w:t>
-      </w:r>
-      <w:r>
-        <w:rPr>
-          <w:rFonts w:ascii="宋体" w:eastAsia="宋体" w:hAnsi="宋体" w:hint="eastAsia"/>
-        </w:rPr>
-        <w:t>。</w:t>
-      </w:r>
-      <w:r>
-        <w:rPr>
-          <w:rFonts w:ascii="宋体" w:eastAsia="宋体" w:hAnsi="宋体" w:hint="eastAsia"/>
-        </w:rPr>
-        <w:t>总体</w:t>
-      </w:r>
-      <w:r>
-        <w:rPr>
-          <w:rFonts w:ascii="宋体" w:eastAsia="宋体" w:hAnsi="宋体" w:hint="eastAsia"/>
-        </w:rPr>
-        <w:t>的物质投入在村子里也最多是一般水平，</w:t>
-      </w:r>
-      <w:r>
-        <w:rPr>
-          <w:rFonts w:ascii="宋体" w:eastAsia="宋体" w:hAnsi="宋体" w:hint="eastAsia"/>
-        </w:rPr>
-        <w:t>和城市还是有很大的差距，比如夏天没有空调，温度很高的情况下，不容易安静下来学习。</w:t>
-      </w:r>
-      <w:r>
-        <w:rPr>
-          <w:rFonts w:ascii="宋体" w:eastAsia="宋体" w:hAnsi="宋体" w:hint="eastAsia"/>
-        </w:rPr>
-        <w:t>甚至到2026年的今天，开不开空调都还要纠结。</w:t>
+          <w:rFonts w:ascii="宋体" w:eastAsia="宋体" w:hAnsi="宋体"/>
+        </w:rPr>
+        <w:t>过于节俭来源于物质的匮乏，即生活的贫穷。这种物质的匮乏同样引发了可能是非主观意义上的愧疚式教育。</w:t>
       </w:r>
     </w:p>
     <w:p>
@@ -1058,37 +1001,19 @@
         <w:rPr>
           <w:rFonts w:ascii="宋体" w:eastAsia="宋体" w:hAnsi="宋体" w:hint="eastAsia"/>
         </w:rPr>
-        <w:t>这种过于简朴成的后果是，遇到很多事情不敢尝试，缺少试错的魄力。</w:t>
-      </w:r>
-      <w:r>
-        <w:rPr>
-          <w:rFonts w:ascii="宋体" w:eastAsia="宋体" w:hAnsi="宋体" w:hint="eastAsia"/>
-        </w:rPr>
-        <w:t>很多事情是必须要投入一定成本的</w:t>
-      </w:r>
-      <w:r>
-        <w:rPr>
-          <w:rFonts w:ascii="宋体" w:eastAsia="宋体" w:hAnsi="宋体" w:hint="eastAsia"/>
-        </w:rPr>
-        <w:t>，并且要接受一些成本变成沉没成本</w:t>
-      </w:r>
-      <w:r>
-        <w:rPr>
-          <w:rFonts w:ascii="宋体" w:eastAsia="宋体" w:hAnsi="宋体" w:hint="eastAsia"/>
-        </w:rPr>
-        <w:t>，要认识到</w:t>
-      </w:r>
-      <w:r>
-        <w:rPr>
-          <w:rFonts w:ascii="宋体" w:eastAsia="宋体" w:hAnsi="宋体" w:hint="eastAsia"/>
-        </w:rPr>
-        <w:t>在一般情况下</w:t>
-      </w:r>
-      <w:r>
-        <w:rPr>
-          <w:rFonts w:ascii="宋体" w:eastAsia="宋体" w:hAnsi="宋体" w:hint="eastAsia"/>
-        </w:rPr>
-        <w:t>投入和产出基本上是趋势是一致的</w:t>
+        <w:t>过于节俭体现在</w:t>
+      </w:r>
+      <w:r>
+        <w:rPr>
+          <w:rFonts w:ascii="宋体" w:eastAsia="宋体" w:hAnsi="宋体" w:hint="eastAsia"/>
+        </w:rPr>
+        <w:t>总想用最低的成本得到最大化的产出，物质投入总体来看是比较匮乏的，比如穿别人给的衣服、鞋子，</w:t>
+      </w:r>
+      <w:r>
+        <w:rPr>
+          <w:rFonts w:ascii="宋体" w:eastAsia="宋体" w:hAnsi="宋体" w:hint="eastAsia"/>
+        </w:rPr>
+        <w:t>其他物质条件方面</w:t>
       </w:r>
       <w:r>
         <w:rPr>
@@ -1100,7 +1025,55 @@
         <w:rPr>
           <w:rFonts w:ascii="宋体" w:eastAsia="宋体" w:hAnsi="宋体" w:hint="eastAsia"/>
         </w:rPr>
-        <w:t>时至今日才逐渐摆脱这种负面影响。</w:t>
+        <w:t>过于节俭还体现在一些生活的观点上，比如经常拿当前的物质条件和上一代的物质条件对比，从而论证当前是生活在蜜罐里一样，实际上应该在同一时间下和其他家庭的物质投入进行对比</w:t>
+      </w:r>
+      <w:r>
+        <w:rPr>
+          <w:rFonts w:ascii="宋体" w:eastAsia="宋体" w:hAnsi="宋体" w:hint="eastAsia"/>
+        </w:rPr>
+        <w:t>，但是在和其他家庭的物质投入比较的时候经常会拿村子里条件最差的对比</w:t>
+      </w:r>
+      <w:r>
+        <w:rPr>
+          <w:rFonts w:ascii="宋体" w:eastAsia="宋体" w:hAnsi="宋体" w:hint="eastAsia"/>
+        </w:rPr>
+        <w:t>（双胞胎兄弟家）</w:t>
+      </w:r>
+      <w:r>
+        <w:rPr>
+          <w:rFonts w:ascii="宋体" w:eastAsia="宋体" w:hAnsi="宋体" w:hint="eastAsia"/>
+        </w:rPr>
+        <w:t>，这实际上是不够客观的</w:t>
+      </w:r>
+      <w:r>
+        <w:rPr>
+          <w:rFonts w:ascii="宋体" w:eastAsia="宋体" w:hAnsi="宋体" w:hint="eastAsia"/>
+        </w:rPr>
+        <w:t>。</w:t>
+      </w:r>
+      <w:r>
+        <w:rPr>
+          <w:rFonts w:ascii="宋体" w:eastAsia="宋体" w:hAnsi="宋体" w:hint="eastAsia"/>
+        </w:rPr>
+        <w:t>总体</w:t>
+      </w:r>
+      <w:r>
+        <w:rPr>
+          <w:rFonts w:ascii="宋体" w:eastAsia="宋体" w:hAnsi="宋体" w:hint="eastAsia"/>
+        </w:rPr>
+        <w:t>的物质投入在村子里也最多是一般水平，</w:t>
+      </w:r>
+      <w:r>
+        <w:rPr>
+          <w:rFonts w:ascii="宋体" w:eastAsia="宋体" w:hAnsi="宋体" w:hint="eastAsia"/>
+        </w:rPr>
+        <w:t>和城市还是有很大的差距，比如夏天没有空调，温度很高的情况下，不容易安静下来学习。</w:t>
+      </w:r>
+      <w:r>
+        <w:rPr>
+          <w:rFonts w:ascii="宋体" w:eastAsia="宋体" w:hAnsi="宋体" w:hint="eastAsia"/>
+        </w:rPr>
+        <w:t>甚至到2026年的今天，开不开空调都还要纠结。</w:t>
       </w:r>
     </w:p>
     <w:p>
@@ -1111,6 +1084,68 @@
           <w:rFonts w:ascii="宋体" w:eastAsia="宋体" w:hAnsi="宋体" w:hint="eastAsia"/>
         </w:rPr>
       </w:pPr>
+      <w:r>
+        <w:rPr>
+          <w:rFonts w:ascii="宋体" w:eastAsia="宋体" w:hAnsi="宋体" w:hint="eastAsia"/>
+        </w:rPr>
+        <w:t>这种过于简朴成的后果是，遇到很多事情不敢尝试，缺少试错的魄力。</w:t>
+      </w:r>
+      <w:r>
+        <w:rPr>
+          <w:rFonts w:ascii="宋体" w:eastAsia="宋体" w:hAnsi="宋体" w:hint="eastAsia"/>
+        </w:rPr>
+        <w:t>很多事情是必须要投入一定成本的</w:t>
+      </w:r>
+      <w:r>
+        <w:rPr>
+          <w:rFonts w:ascii="宋体" w:eastAsia="宋体" w:hAnsi="宋体" w:hint="eastAsia"/>
+        </w:rPr>
+        <w:t>，并且要接受一些成本变成沉没成本</w:t>
+      </w:r>
+      <w:r>
+        <w:rPr>
+          <w:rFonts w:ascii="宋体" w:eastAsia="宋体" w:hAnsi="宋体" w:hint="eastAsia"/>
+        </w:rPr>
+        <w:t>，要认识到</w:t>
+      </w:r>
+      <w:r>
+        <w:rPr>
+          <w:rFonts w:ascii="宋体" w:eastAsia="宋体" w:hAnsi="宋体" w:hint="eastAsia"/>
+        </w:rPr>
+        <w:t>在一般情况下</w:t>
+      </w:r>
+      <w:r>
+        <w:rPr>
+          <w:rFonts w:ascii="宋体" w:eastAsia="宋体" w:hAnsi="宋体" w:hint="eastAsia"/>
+        </w:rPr>
+        <w:t>投入和产出基本上是趋势是一致的</w:t>
+      </w:r>
+      <w:r>
+        <w:rPr>
+          <w:rFonts w:ascii="宋体" w:eastAsia="宋体" w:hAnsi="宋体" w:hint="eastAsia"/>
+        </w:rPr>
+        <w:t>。</w:t>
+      </w:r>
+      <w:r>
+        <w:rPr>
+          <w:rFonts w:ascii="宋体" w:eastAsia="宋体" w:hAnsi="宋体" w:hint="eastAsia"/>
+        </w:rPr>
+        <w:t>时至今日才逐渐摆脱这种负面影响。</w:t>
+      </w:r>
+    </w:p>
+    <w:p>
+      <w:pPr>
+        <w:pStyle w:val="1"/>
+        <w:rPr>
+          <w:rFonts w:ascii="宋体" w:hAnsi="宋体"/>
+        </w:rPr>
+      </w:pPr>
+      <w:r>
+        <w:rPr>
+          <w:rFonts w:hint="eastAsia"/>
+        </w:rPr>
+        <w:t>后记</w:t>
+      </w:r>
     </w:p>
     <w:p>
       <w:pPr>
@@ -1122,9 +1157,16 @@
       </w:pPr>
       <w:r>
         <w:rPr>
-          <w:rFonts w:ascii="宋体" w:eastAsia="宋体" w:hAnsi="宋体" w:hint="eastAsia"/>
-        </w:rPr>
-        <w:t>后记，分析多了之后，已经进入一种无的状态</w:t>
+          <w:rFonts w:ascii="宋体" w:eastAsia="宋体" w:hAnsi="宋体"/>
+        </w:rPr>
+        <w:t>在进行人物分析的过程中心态是变化的，开始可能是深刻的遗憾，这来源于已经得到的东西但是却失去；逐渐到归于平静，这来自对过往人生中无法掌控的既定的部分的接受。</w:t>
+      </w:r>
+      <w:r>
+        <w:rPr>
+          <w:rFonts w:ascii="宋体" w:eastAsia="宋体" w:hAnsi="宋体" w:hint="eastAsia"/>
+        </w:rPr>
+        <w:lastRenderedPageBreak/>
+        <w:t>分析多了之后，已经进入一种无的状态</w:t>
       </w:r>
       <w:r>
         <w:rPr>
@@ -1903,7 +1945,6 @@
   <w:style w:type="character" w:default="1" w:styleId="a0">
     <w:name w:val="Default Paragraph Font"/>
     <w:uiPriority w:val="1"/>
-    <w:semiHidden/>
     <w:unhideWhenUsed/>
   </w:style>
   <w:style w:type="table" w:default="1" w:styleId="a1">
